--- a/klagomål/A 14814-2024 FSC-klagomål.docx
+++ b/klagomål/A 14814-2024 FSC-klagomål.docx
@@ -221,7 +221,7 @@
     </w:p>
     <w:p>
       <w:r>
-        <w:t>I avverkningsanmälan finns fynd av 3 naturvårdsarter, varav 1 är rödlistad, 3 är typiska (T) och 2 är signalarter (S): rosenticka (NT, T), svart trolldruva (S, T) och tibast (S, T). Se Figur 1.</w:t>
+        <w:t>I avverkningsanmälan finns fynd av 4 naturvårdsarter, varav 1 är rödlistad, 4 är typiska (T) och 2 är signalarter (S): rosenticka (NT, T), svart trolldruva (S, T), tibast (S, T) och bergsslok (T). Se Figur 1.</w:t>
       </w:r>
     </w:p>
     <w:p>
@@ -335,6 +335,26 @@
       </w:r>
     </w:p>
     <w:p>
+      <w:r>
+        <w:rPr>
+          <w:b/>
+        </w:rPr>
+        <w:t xml:space="preserve">Bergsslok </w:t>
+      </w:r>
+      <w:r>
+        <w:t xml:space="preserve">är typisk art för </w:t>
+      </w:r>
+      <w:r>
+        <w:rPr>
+          <w:i/>
+        </w:rPr>
+        <w:t>9190 Näringsfattig ekskog</w:t>
+      </w:r>
+      <w:r>
+        <w:t xml:space="preserve"> (SLU Artdatabanken, 2025).</w:t>
+      </w:r>
+    </w:p>
+    <w:p>
       <w:pPr>
         <w:pStyle w:val="Heading1"/>
       </w:pPr>
@@ -424,7 +444,7 @@
         <w:rPr>
           <w:i/>
         </w:rPr>
-        <w:t>I det avverkningsanmälda skogsområdet har 3 naturvårdsarter varav 1 rödlistade arter sina livsmiljöer och växtplatser.</w:t>
+        <w:t>I det avverkningsanmälda skogsområdet har 4 naturvårdsarter varav 1 rödlistade arter sina livsmiljöer och växtplatser.</w:t>
       </w:r>
     </w:p>
     <w:p>
@@ -739,7 +759,7 @@
     <w:r>
       <w:tab/>
       <w:tab/>
-      <w:t>2026-09-14</w:t>
+      <w:t>2026-09-15</w:t>
       <w:br/>
       <w:br/>
     </w:r>

--- a/klagomål/A 14814-2024 FSC-klagomål.docx
+++ b/klagomål/A 14814-2024 FSC-klagomål.docx
@@ -759,7 +759,7 @@
     <w:r>
       <w:tab/>
       <w:tab/>
-      <w:t>2026-09-15</w:t>
+      <w:t>2026-09-16</w:t>
       <w:br/>
       <w:br/>
     </w:r>

--- a/klagomål/A 14814-2024 FSC-klagomål.docx
+++ b/klagomål/A 14814-2024 FSC-klagomål.docx
@@ -759,7 +759,7 @@
     <w:r>
       <w:tab/>
       <w:tab/>
-      <w:t>2026-09-16</w:t>
+      <w:t>2026-09-17</w:t>
       <w:br/>
       <w:br/>
     </w:r>

--- a/klagomål/A 14814-2024 FSC-klagomål.docx
+++ b/klagomål/A 14814-2024 FSC-klagomål.docx
@@ -759,7 +759,7 @@
     <w:r>
       <w:tab/>
       <w:tab/>
-      <w:t>2026-09-17</w:t>
+      <w:t>2026-09-18</w:t>
       <w:br/>
       <w:br/>
     </w:r>

--- a/klagomål/A 14814-2024 FSC-klagomål.docx
+++ b/klagomål/A 14814-2024 FSC-klagomål.docx
@@ -759,7 +759,7 @@
     <w:r>
       <w:tab/>
       <w:tab/>
-      <w:t>2026-09-18</w:t>
+      <w:t>2026-09-19</w:t>
       <w:br/>
       <w:br/>
     </w:r>

--- a/klagomål/A 14814-2024 FSC-klagomål.docx
+++ b/klagomål/A 14814-2024 FSC-klagomål.docx
@@ -759,7 +759,7 @@
     <w:r>
       <w:tab/>
       <w:tab/>
-      <w:t>2026-09-19</w:t>
+      <w:t>2026-09-21</w:t>
       <w:br/>
       <w:br/>
     </w:r>

--- a/klagomål/A 14814-2024 FSC-klagomål.docx
+++ b/klagomål/A 14814-2024 FSC-klagomål.docx
@@ -759,7 +759,7 @@
     <w:r>
       <w:tab/>
       <w:tab/>
-      <w:t>2026-09-21</w:t>
+      <w:t>2026-09-23</w:t>
       <w:br/>
       <w:br/>
     </w:r>

--- a/klagomål/A 14814-2024 FSC-klagomål.docx
+++ b/klagomål/A 14814-2024 FSC-klagomål.docx
@@ -759,7 +759,7 @@
     <w:r>
       <w:tab/>
       <w:tab/>
-      <w:t>2026-09-23</w:t>
+      <w:t>2026-09-24</w:t>
       <w:br/>
       <w:br/>
     </w:r>

--- a/klagomål/A 14814-2024 FSC-klagomål.docx
+++ b/klagomål/A 14814-2024 FSC-klagomål.docx
@@ -759,7 +759,7 @@
     <w:r>
       <w:tab/>
       <w:tab/>
-      <w:t>2026-09-24</w:t>
+      <w:t>2026-09-25</w:t>
       <w:br/>
       <w:br/>
     </w:r>

--- a/klagomål/A 14814-2024 FSC-klagomål.docx
+++ b/klagomål/A 14814-2024 FSC-klagomål.docx
@@ -759,7 +759,7 @@
     <w:r>
       <w:tab/>
       <w:tab/>
-      <w:t>2026-09-25</w:t>
+      <w:t>2026-09-26</w:t>
       <w:br/>
       <w:br/>
     </w:r>

--- a/klagomål/A 14814-2024 FSC-klagomål.docx
+++ b/klagomål/A 14814-2024 FSC-klagomål.docx
@@ -759,7 +759,7 @@
     <w:r>
       <w:tab/>
       <w:tab/>
-      <w:t>2026-09-26</w:t>
+      <w:t>2026-09-27</w:t>
       <w:br/>
       <w:br/>
     </w:r>

--- a/klagomål/A 14814-2024 FSC-klagomål.docx
+++ b/klagomål/A 14814-2024 FSC-klagomål.docx
@@ -759,7 +759,7 @@
     <w:r>
       <w:tab/>
       <w:tab/>
-      <w:t>2026-09-27</w:t>
+      <w:t>2026-09-28</w:t>
       <w:br/>
       <w:br/>
     </w:r>

--- a/klagomål/A 14814-2024 FSC-klagomål.docx
+++ b/klagomål/A 14814-2024 FSC-klagomål.docx
@@ -759,7 +759,7 @@
     <w:r>
       <w:tab/>
       <w:tab/>
-      <w:t>2026-09-28</w:t>
+      <w:t>2026-09-29</w:t>
       <w:br/>
       <w:br/>
     </w:r>

--- a/klagomål/A 14814-2024 FSC-klagomål.docx
+++ b/klagomål/A 14814-2024 FSC-klagomål.docx
@@ -759,7 +759,7 @@
     <w:r>
       <w:tab/>
       <w:tab/>
-      <w:t>2026-09-29</w:t>
+      <w:t>2026-09-30</w:t>
       <w:br/>
       <w:br/>
     </w:r>

--- a/klagomål/A 14814-2024 FSC-klagomål.docx
+++ b/klagomål/A 14814-2024 FSC-klagomål.docx
@@ -759,7 +759,7 @@
     <w:r>
       <w:tab/>
       <w:tab/>
-      <w:t>2026-09-30</w:t>
+      <w:t>2026-10-01</w:t>
       <w:br/>
       <w:br/>
     </w:r>

--- a/klagomål/A 14814-2024 FSC-klagomål.docx
+++ b/klagomål/A 14814-2024 FSC-klagomål.docx
@@ -759,7 +759,7 @@
     <w:r>
       <w:tab/>
       <w:tab/>
-      <w:t>2026-10-01</w:t>
+      <w:t>2026-10-02</w:t>
       <w:br/>
       <w:br/>
     </w:r>

--- a/klagomål/A 14814-2024 FSC-klagomål.docx
+++ b/klagomål/A 14814-2024 FSC-klagomål.docx
@@ -759,7 +759,7 @@
     <w:r>
       <w:tab/>
       <w:tab/>
-      <w:t>2026-10-02</w:t>
+      <w:t>2026-10-03</w:t>
       <w:br/>
       <w:br/>
     </w:r>

--- a/klagomål/A 14814-2024 FSC-klagomål.docx
+++ b/klagomål/A 14814-2024 FSC-klagomål.docx
@@ -759,7 +759,7 @@
     <w:r>
       <w:tab/>
       <w:tab/>
-      <w:t>2026-10-03</w:t>
+      <w:t>2026-10-04</w:t>
       <w:br/>
       <w:br/>
     </w:r>

--- a/klagomål/A 14814-2024 FSC-klagomål.docx
+++ b/klagomål/A 14814-2024 FSC-klagomål.docx
@@ -759,7 +759,7 @@
     <w:r>
       <w:tab/>
       <w:tab/>
-      <w:t>2026-10-04</w:t>
+      <w:t>2026-10-05</w:t>
       <w:br/>
       <w:br/>
     </w:r>

--- a/klagomål/A 14814-2024 FSC-klagomål.docx
+++ b/klagomål/A 14814-2024 FSC-klagomål.docx
@@ -759,7 +759,7 @@
     <w:r>
       <w:tab/>
       <w:tab/>
-      <w:t>2026-10-05</w:t>
+      <w:t>2026-10-06</w:t>
       <w:br/>
       <w:br/>
     </w:r>

--- a/klagomål/A 14814-2024 FSC-klagomål.docx
+++ b/klagomål/A 14814-2024 FSC-klagomål.docx
@@ -759,7 +759,7 @@
     <w:r>
       <w:tab/>
       <w:tab/>
-      <w:t>2026-10-06</w:t>
+      <w:t>2026-10-07</w:t>
       <w:br/>
       <w:br/>
     </w:r>

--- a/klagomål/A 14814-2024 FSC-klagomål.docx
+++ b/klagomål/A 14814-2024 FSC-klagomål.docx
@@ -759,7 +759,7 @@
     <w:r>
       <w:tab/>
       <w:tab/>
-      <w:t>2026-10-07</w:t>
+      <w:t>2026-10-08</w:t>
       <w:br/>
       <w:br/>
     </w:r>

--- a/klagomål/A 14814-2024 FSC-klagomål.docx
+++ b/klagomål/A 14814-2024 FSC-klagomål.docx
@@ -759,7 +759,7 @@
     <w:r>
       <w:tab/>
       <w:tab/>
-      <w:t>2026-10-08</w:t>
+      <w:t>2026-10-09</w:t>
       <w:br/>
       <w:br/>
     </w:r>

--- a/klagomål/A 14814-2024 FSC-klagomål.docx
+++ b/klagomål/A 14814-2024 FSC-klagomål.docx
@@ -759,7 +759,7 @@
     <w:r>
       <w:tab/>
       <w:tab/>
-      <w:t>2026-10-09</w:t>
+      <w:t>2026-10-10</w:t>
       <w:br/>
       <w:br/>
     </w:r>

--- a/klagomål/A 14814-2024 FSC-klagomål.docx
+++ b/klagomål/A 14814-2024 FSC-klagomål.docx
@@ -759,7 +759,7 @@
     <w:r>
       <w:tab/>
       <w:tab/>
-      <w:t>2026-10-10</w:t>
+      <w:t>2026-10-11</w:t>
       <w:br/>
       <w:br/>
     </w:r>

--- a/klagomål/A 14814-2024 FSC-klagomål.docx
+++ b/klagomål/A 14814-2024 FSC-klagomål.docx
@@ -759,7 +759,7 @@
     <w:r>
       <w:tab/>
       <w:tab/>
-      <w:t>2026-10-11</w:t>
+      <w:t>2026-10-12</w:t>
       <w:br/>
       <w:br/>
     </w:r>

--- a/klagomål/A 14814-2024 FSC-klagomål.docx
+++ b/klagomål/A 14814-2024 FSC-klagomål.docx
@@ -759,7 +759,7 @@
     <w:r>
       <w:tab/>
       <w:tab/>
-      <w:t>2026-10-12</w:t>
+      <w:t>2026-10-13</w:t>
       <w:br/>
       <w:br/>
     </w:r>

--- a/klagomål/A 14814-2024 FSC-klagomål.docx
+++ b/klagomål/A 14814-2024 FSC-klagomål.docx
@@ -759,7 +759,7 @@
     <w:r>
       <w:tab/>
       <w:tab/>
-      <w:t>2026-10-13</w:t>
+      <w:t>2026-10-14</w:t>
       <w:br/>
       <w:br/>
     </w:r>

--- a/klagomål/A 14814-2024 FSC-klagomål.docx
+++ b/klagomål/A 14814-2024 FSC-klagomål.docx
@@ -759,7 +759,7 @@
     <w:r>
       <w:tab/>
       <w:tab/>
-      <w:t>2026-10-14</w:t>
+      <w:t>2026-10-15</w:t>
       <w:br/>
       <w:br/>
     </w:r>

--- a/klagomål/A 14814-2024 FSC-klagomål.docx
+++ b/klagomål/A 14814-2024 FSC-klagomål.docx
@@ -759,7 +759,7 @@
     <w:r>
       <w:tab/>
       <w:tab/>
-      <w:t>2026-10-15</w:t>
+      <w:t>2026-10-16</w:t>
       <w:br/>
       <w:br/>
     </w:r>

--- a/klagomål/A 14814-2024 FSC-klagomål.docx
+++ b/klagomål/A 14814-2024 FSC-klagomål.docx
@@ -759,7 +759,7 @@
     <w:r>
       <w:tab/>
       <w:tab/>
-      <w:t>2026-10-16</w:t>
+      <w:t>2026-10-17</w:t>
       <w:br/>
       <w:br/>
     </w:r>

--- a/klagomål/A 14814-2024 FSC-klagomål.docx
+++ b/klagomål/A 14814-2024 FSC-klagomål.docx
@@ -759,7 +759,7 @@
     <w:r>
       <w:tab/>
       <w:tab/>
-      <w:t>2026-10-17</w:t>
+      <w:t>2026-10-18</w:t>
       <w:br/>
       <w:br/>
     </w:r>

--- a/klagomål/A 14814-2024 FSC-klagomål.docx
+++ b/klagomål/A 14814-2024 FSC-klagomål.docx
@@ -759,7 +759,7 @@
     <w:r>
       <w:tab/>
       <w:tab/>
-      <w:t>2026-10-18</w:t>
+      <w:t>2026-10-19</w:t>
       <w:br/>
       <w:br/>
     </w:r>

--- a/klagomål/A 14814-2024 FSC-klagomål.docx
+++ b/klagomål/A 14814-2024 FSC-klagomål.docx
@@ -759,7 +759,7 @@
     <w:r>
       <w:tab/>
       <w:tab/>
-      <w:t>2026-10-19</w:t>
+      <w:t>2026-10-20</w:t>
       <w:br/>
       <w:br/>
     </w:r>

--- a/klagomål/A 14814-2024 FSC-klagomål.docx
+++ b/klagomål/A 14814-2024 FSC-klagomål.docx
@@ -759,7 +759,7 @@
     <w:r>
       <w:tab/>
       <w:tab/>
-      <w:t>2026-10-20</w:t>
+      <w:t>2026-10-21</w:t>
       <w:br/>
       <w:br/>
     </w:r>

--- a/klagomål/A 14814-2024 FSC-klagomål.docx
+++ b/klagomål/A 14814-2024 FSC-klagomål.docx
@@ -759,7 +759,7 @@
     <w:r>
       <w:tab/>
       <w:tab/>
-      <w:t>2026-10-21</w:t>
+      <w:t>2026-10-22</w:t>
       <w:br/>
       <w:br/>
     </w:r>

--- a/klagomål/A 14814-2024 FSC-klagomål.docx
+++ b/klagomål/A 14814-2024 FSC-klagomål.docx
@@ -759,7 +759,7 @@
     <w:r>
       <w:tab/>
       <w:tab/>
-      <w:t>2026-10-22</w:t>
+      <w:t>2026-10-23</w:t>
       <w:br/>
       <w:br/>
     </w:r>

--- a/klagomål/A 14814-2024 FSC-klagomål.docx
+++ b/klagomål/A 14814-2024 FSC-klagomål.docx
@@ -759,7 +759,7 @@
     <w:r>
       <w:tab/>
       <w:tab/>
-      <w:t>2026-10-23</w:t>
+      <w:t>2026-10-24</w:t>
       <w:br/>
       <w:br/>
     </w:r>

--- a/klagomål/A 14814-2024 FSC-klagomål.docx
+++ b/klagomål/A 14814-2024 FSC-klagomål.docx
@@ -759,7 +759,7 @@
     <w:r>
       <w:tab/>
       <w:tab/>
-      <w:t>2026-10-24</w:t>
+      <w:t>2026-10-25</w:t>
       <w:br/>
       <w:br/>
     </w:r>

--- a/klagomål/A 14814-2024 FSC-klagomål.docx
+++ b/klagomål/A 14814-2024 FSC-klagomål.docx
@@ -759,7 +759,7 @@
     <w:r>
       <w:tab/>
       <w:tab/>
-      <w:t>2026-10-25</w:t>
+      <w:t>2026-10-26</w:t>
       <w:br/>
       <w:br/>
     </w:r>

--- a/klagomål/A 14814-2024 FSC-klagomål.docx
+++ b/klagomål/A 14814-2024 FSC-klagomål.docx
@@ -759,7 +759,7 @@
     <w:r>
       <w:tab/>
       <w:tab/>
-      <w:t>2026-10-26</w:t>
+      <w:t>2026-10-27</w:t>
       <w:br/>
       <w:br/>
     </w:r>

--- a/klagomål/A 14814-2024 FSC-klagomål.docx
+++ b/klagomål/A 14814-2024 FSC-klagomål.docx
@@ -759,7 +759,7 @@
     <w:r>
       <w:tab/>
       <w:tab/>
-      <w:t>2026-10-27</w:t>
+      <w:t>2026-10-28</w:t>
       <w:br/>
       <w:br/>
     </w:r>

--- a/klagomål/A 14814-2024 FSC-klagomål.docx
+++ b/klagomål/A 14814-2024 FSC-klagomål.docx
@@ -759,7 +759,7 @@
     <w:r>
       <w:tab/>
       <w:tab/>
-      <w:t>2026-10-28</w:t>
+      <w:t>2026-10-29</w:t>
       <w:br/>
       <w:br/>
     </w:r>

--- a/klagomål/A 14814-2024 FSC-klagomål.docx
+++ b/klagomål/A 14814-2024 FSC-klagomål.docx
@@ -759,7 +759,7 @@
     <w:r>
       <w:tab/>
       <w:tab/>
-      <w:t>2026-10-29</w:t>
+      <w:t>2026-10-31</w:t>
       <w:br/>
       <w:br/>
     </w:r>
